--- a/Steven_Bui_Resume_Technical.docx
+++ b/Steven_Bui_Resume_Technical.docx
@@ -210,6 +210,44 @@
         </w:rPr>
         <w:t>from low-level systems and network architecture to CI/CD pipeline design and regulated, air-gapped system builds.</w:t>
       </w:r>
+      <w:r>
+        <w:rPr>
+          <w:sz w:val="21"/>
+          <w:szCs w:val="21"/>
+          <w:rtl w:val="0"/>
+          <w:lang w:val="en-US"/>
+        </w:rPr>
+        <w:t xml:space="preserve">  Solid understanding of </w:t>
+      </w:r>
+      <w:r>
+        <w:rPr>
+          <w:rtl w:val="0"/>
+          <w:lang w:val="en-US"/>
+        </w:rPr>
+        <w:t>China</w:t>
+      </w:r>
+      <w:r>
+        <w:rPr>
+          <w:rtl w:val="0"/>
+          <w:lang w:val="en-US"/>
+        </w:rPr>
+        <w:t>’</w:t>
+      </w:r>
+      <w:r>
+        <w:rPr>
+          <w:rtl w:val="0"/>
+          <w:lang w:val="en-US"/>
+        </w:rPr>
+        <w:t>s GDPR-equivalent data protection regulations, including data localization and cross-border data transfer requirements.</w:t>
+      </w:r>
+    </w:p>
+    <w:p>
+      <w:pPr>
+        <w:pStyle w:val="Body A"/>
+        <w:rPr>
+          <w:lang w:val="en-US"/>
+        </w:rPr>
+      </w:pPr>
     </w:p>
     <w:p>
       <w:pPr>
@@ -348,6 +386,23 @@
           </w14:textFill>
         </w:rPr>
         <w:t xml:space="preserve">  |  Salesforce, San Francisco, CA</w:t>
+      </w:r>
+      <w:r>
+        <w:rPr>
+          <w:outline w:val="0"/>
+          <w:color w:val="000000"/>
+          <w:sz w:val="22"/>
+          <w:szCs w:val="22"/>
+          <w:u w:color="000000"/>
+          <w:rtl w:val="0"/>
+          <w:lang w:val="en-US"/>
+          <w14:textFill>
+            <w14:solidFill>
+              <w14:srgbClr w14:val="000000"/>
+            </w14:solidFill>
+          </w14:textFill>
+        </w:rPr>
+        <w:t xml:space="preserve">   </w:t>
       </w:r>
       <w:r>
         <w:rPr>
@@ -489,16 +544,7 @@
           <w:rtl w:val="0"/>
           <w:lang w:val="en-US"/>
         </w:rPr>
-        <w:t>Integrated Cloud Native Buildpacks to automate container creation, unifying build environments and multi-substrate deployment workflows</w:t>
-      </w:r>
-      <w:r>
-        <w:rPr>
-          <w:sz w:val="21"/>
-          <w:szCs w:val="21"/>
-          <w:rtl w:val="0"/>
-          <w:lang w:val="en-US"/>
-        </w:rPr>
-        <w:t xml:space="preserve"> in Salesforce mono-repo design.</w:t>
+        <w:t>Integrated Cloud Native Buildpacks to automate container creation, unifying build environments and multi-substrate deployment workflows in Salesforce mono-repo design.</w:t>
       </w:r>
     </w:p>
     <w:p>
@@ -608,7 +654,7 @@
           <w:rtl w:val="0"/>
           <w:lang w:val="de-DE"/>
         </w:rPr>
-        <w:t xml:space="preserve">  |  Alibaba Cloud USA, San Mateo, CA</w:t>
+        <w:t xml:space="preserve">  |  Alibaba Cloud USA, San Mateo, CA   </w:t>
       </w:r>
       <w:r>
         <w:rPr>
@@ -816,7 +862,7 @@
           </w14:textFill>
         </w:rPr>
         <w:tab/>
-        <w:t xml:space="preserve">Feb 2016 </w:t>
+        <w:t xml:space="preserve">   Feb 2016 </w:t>
       </w:r>
       <w:r>
         <w:rPr>
@@ -978,7 +1024,7 @@
           </w14:textFill>
         </w:rPr>
         <w:tab/>
-        <w:t xml:space="preserve">Mar 2014 </w:t>
+        <w:t xml:space="preserve">   Mar 2014 </w:t>
       </w:r>
       <w:r>
         <w:rPr>
@@ -1174,7 +1220,7 @@
           </w14:textFill>
         </w:rPr>
         <w:tab/>
-        <w:t xml:space="preserve">Jan 2008 </w:t>
+        <w:t xml:space="preserve">   Jan 2008 </w:t>
       </w:r>
       <w:r>
         <w:rPr>

--- a/Steven_Bui_Resume_Technical.docx
+++ b/Steven_Bui_Resume_Technical.docx
@@ -190,7 +190,7 @@
           <w:rtl w:val="0"/>
           <w:lang w:val="en-US"/>
         </w:rPr>
-        <w:t xml:space="preserve">Hands-on infrastructure engineer with 20+ years designing and building cloud-native architecture, multi-cloud migrations, and automation pipelines at enterprise scale. Deep technical experience spans generative AI integration (engineered and trained Claude for air-gapped enterprise workflows), Kubernetes and containerization, infrastructure-as-code, and network/systems engineering across AWS, Alibaba Cloud, and OpenStack. Comfortable operating across the stack </w:t>
+        <w:t xml:space="preserve">Hands-on infrastructure engineer with 20+ years designing and building cloud-native architecture, multi-cloud migrations, and automation pipelines at enterprise scale. Deep technical experience spans generative AI integration (built LLM-assisted workflows for air-gapped enterprise environments), Kubernetes and containerization, infrastructure-as-code, and network/systems engineering across AWS, Alibaba Cloud, and OpenStack. Comfortable operating across the stack </w:t>
       </w:r>
       <w:r>
         <w:rPr>
@@ -572,7 +572,7 @@
           <w:rtl w:val="0"/>
           <w:lang w:val="en-US"/>
         </w:rPr>
-        <w:t>Engineered and trained Claude to understand air-gapped design requirements, embedding generative AI capabilities within core platforms and cloud environments.</w:t>
+        <w:t>Built LLM-assisted workflows for air-gapped design requirements, embedding generative AI capabilities within core platforms and cloud environments.</w:t>
       </w:r>
     </w:p>
     <w:p>
